--- a/doc_templates/laptop_replacement.docx
+++ b/doc_templates/laptop_replacement.docx
@@ -1038,7 +1038,7 @@
                 <w:szCs w:val="20"/>
                 <w14:ligatures w14:val="none"/>
               </w:rPr>
-              <w:t>Tablet</w:t>
+              <w:t>Laptop</w:t>
             </w:r>
             <w:r>
               <w:rPr>
@@ -1327,7 +1327,7 @@
                 <w:szCs w:val="20"/>
                 <w14:ligatures w14:val="none"/>
               </w:rPr>
-              <w:t>FILL_OLD_MODEL</w:t>
+              <w:t>FILL_NEW_MODEL</w:t>
             </w:r>
           </w:p>
         </w:tc>
@@ -1362,7 +1362,7 @@
                 <w:sz w:val="22"/>
                 <w:szCs w:val="22"/>
               </w:rPr>
-              <w:t>FILL_OLD_SERIAL</w:t>
+              <w:t>FILL_NEW_SERIAL</w:t>
             </w:r>
           </w:p>
         </w:tc>
@@ -1402,7 +1402,7 @@
                 <w:szCs w:val="20"/>
                 <w14:ligatures w14:val="none"/>
               </w:rPr>
-              <w:t>FILL_OLD_COLOR</w:t>
+              <w:t>FILL_NEW_COLOR</w:t>
             </w:r>
           </w:p>
         </w:tc>
@@ -1444,7 +1444,7 @@
                 <w:szCs w:val="20"/>
                 <w14:ligatures w14:val="none"/>
               </w:rPr>
-              <w:t>FILL_OLD_STORAGE</w:t>
+              <w:t>FILL_NEW_STORAGE</w:t>
             </w:r>
             <w:r>
               <w:rPr>
@@ -1494,7 +1494,7 @@
                 <w:szCs w:val="20"/>
                 <w14:ligatures w14:val="none"/>
               </w:rPr>
-              <w:t>FILL_OLD_RAM</w:t>
+              <w:t>FILL_NEW_RAM</w:t>
             </w:r>
             <w:r>
               <w:rPr>
@@ -1554,7 +1554,7 @@
                 <w:szCs w:val="20"/>
                 <w14:ligatures w14:val="none"/>
               </w:rPr>
-              <w:t>FILL_OLD_CPU</w:t>
+              <w:t>FILL_NEW_CPU</w:t>
             </w:r>
             <w:r>
               <w:rPr>
@@ -1941,7 +1941,7 @@
                 <w:szCs w:val="20"/>
                 <w14:ligatures w14:val="none"/>
               </w:rPr>
-              <w:t>FILL_NEW_MODEL</w:t>
+              <w:t>FILL_OLD_MODEL</w:t>
             </w:r>
             <w:r>
               <w:rPr>
@@ -2026,7 +2026,7 @@
                 <w:sz w:val="22"/>
                 <w:szCs w:val="22"/>
               </w:rPr>
-              <w:t>FILL_NEW_SERIAL</w:t>
+              <w:t>FILL_OLD_SERIAL</w:t>
             </w:r>
             <w:r>
               <w:rPr>
@@ -2073,7 +2073,7 @@
                 <w:szCs w:val="20"/>
                 <w14:ligatures w14:val="none"/>
               </w:rPr>
-              <w:t>FILL_NEW_COLOR</w:t>
+              <w:t>FILL_OLD_COLOR</w:t>
             </w:r>
           </w:p>
         </w:tc>
@@ -2115,7 +2115,7 @@
                 <w:szCs w:val="20"/>
                 <w14:ligatures w14:val="none"/>
               </w:rPr>
-              <w:t>FILL_NEW_STORAGE</w:t>
+              <w:t>FILL_OLD_STORAGE</w:t>
             </w:r>
             <w:r>
               <w:rPr>
@@ -2166,7 +2166,7 @@
                 <w:szCs w:val="20"/>
                 <w14:ligatures w14:val="none"/>
               </w:rPr>
-              <w:t>FILL_NEW_RAM</w:t>
+              <w:t>FILL_OLD_RAM</w:t>
             </w:r>
             <w:r>
               <w:rPr>
@@ -2226,7 +2226,7 @@
                 <w:szCs w:val="20"/>
                 <w14:ligatures w14:val="none"/>
               </w:rPr>
-              <w:t>FILL_NEW_CPU</w:t>
+              <w:t>FILL_OLD_CPU</w:t>
             </w:r>
             <w:r>
               <w:rPr>
